--- a/pdfs/hitl_valuestream_enable_and_govern_pcf7_final.docx
+++ b/pdfs/hitl_valuestream_enable_and_govern_pcf7_final.docx
@@ -2568,7 +2568,7 @@
           <w:sz w:val="13"/>
           <w:szCs w:val="13"/>
         </w:rPr>
-        <w:t xml:space="preserve">© Timothy P. King &amp; Claude (Anthropic) 2026</w:t>
+        <w:t xml:space="preserve">© Timothy P. King 2026 · developed with the assistance of Claude (Anthropic)</w:t>
       </w:r>
     </w:p>
     <w:sectPr>
